--- a/Facilitators/Word/06_Debrief_Guide_and_FAQ.docx
+++ b/Facilitators/Word/06_Debrief_Guide_and_FAQ.docx
@@ -210,7 +210,7 @@
         <w:rPr>
           <w:rFonts w:ascii="Calibri" w:hAnsi="Calibri"/>
         </w:rPr>
-        <w:t>Evidence round (20 min): each team names the fact that changed their mind.</w:t>
+        <w:t>Evidence round (20 min): each team names the finding that changed their mind (ideally via a Findings Memo, not a slide of pivots).</w:t>
       </w:r>
     </w:p>
     <w:p>
@@ -222,7 +222,7 @@
         <w:rPr>
           <w:rFonts w:ascii="Calibri" w:hAnsi="Calibri"/>
         </w:rPr>
-        <w:t>Ethics round (20 min): how did you resolve ED-01 and ED-02?</w:t>
+        <w:t>Trade-off round (20 min): what did your recommendation cost, and for whom? (Only then may facilitators name efficiency versus ethics if it still has not surfaced.)</w:t>
       </w:r>
     </w:p>
     <w:p>
@@ -259,6 +259,36 @@
           <w:color w:val="1B2A4A"/>
         </w:rPr>
         <w:t>Frequently asked questions</w:t>
+      </w:r>
+    </w:p>
+    <w:p>
+      <w:pPr>
+        <w:spacing w:after="120"/>
+      </w:pPr>
+      <w:r>
+        <w:rPr>
+          <w:rFonts w:ascii="Calibri" w:hAnsi="Calibri"/>
+          <w:b/>
+          <w:i w:val="0"/>
+          <w:color w:val="222222"/>
+          <w:sz w:val="22"/>
+        </w:rPr>
+        <w:t>Can Workflow A have the Excel file?</w:t>
+      </w:r>
+    </w:p>
+    <w:p>
+      <w:pPr>
+        <w:spacing w:after="120"/>
+      </w:pPr>
+      <w:r>
+        <w:rPr>
+          <w:rFonts w:ascii="Calibri" w:hAnsi="Calibri"/>
+          <w:b w:val="0"/>
+          <w:i w:val="0"/>
+          <w:color w:val="222222"/>
+          <w:sz w:val="22"/>
+        </w:rPr>
+        <w:t>No. Asking what to request is part of the exercise. Buddies must not share it.</w:t>
       </w:r>
     </w:p>
     <w:p>

--- a/Facilitators/Word/06_Debrief_Guide_and_FAQ.docx
+++ b/Facilitators/Word/06_Debrief_Guide_and_FAQ.docx
@@ -5,6 +5,7 @@
     <w:p>
       <w:r>
         <w:rPr>
+          <w:rFonts w:ascii="Lexend" w:hAnsi="Lexend" w:eastAsia="Lexend" w:cs="Lexend"/>
           <w:b/>
           <w:color w:val="007A87"/>
           <w:sz w:val="24"/>
@@ -18,6 +19,7 @@
       </w:pPr>
       <w:r>
         <w:rPr>
+          <w:rFonts w:ascii="Lexend" w:hAnsi="Lexend" w:eastAsia="Lexend" w:cs="Lexend"/>
           <w:b/>
           <w:color w:val="1B2A4A"/>
           <w:sz w:val="48"/>
@@ -28,6 +30,7 @@
     <w:p>
       <w:r>
         <w:rPr>
+          <w:rFonts w:ascii="Nunito" w:hAnsi="Nunito" w:eastAsia="Nunito" w:cs="Nunito"/>
           <w:i/>
           <w:color w:val="666666"/>
           <w:sz w:val="24"/>
@@ -52,6 +55,7 @@
           <w:p>
             <w:r>
               <w:rPr>
+                <w:rFonts w:ascii="Nunito" w:hAnsi="Nunito" w:eastAsia="Nunito" w:cs="Nunito"/>
                 <w:b/>
                 <w:color w:val="1B2A4A"/>
                 <w:sz w:val="20"/>
@@ -67,6 +71,7 @@
           <w:p>
             <w:r>
               <w:rPr>
+                <w:rFonts w:ascii="Nunito" w:hAnsi="Nunito" w:eastAsia="Nunito" w:cs="Nunito"/>
                 <w:color w:val="222222"/>
                 <w:sz w:val="20"/>
               </w:rPr>
@@ -83,6 +88,7 @@
           <w:p>
             <w:r>
               <w:rPr>
+                <w:rFonts w:ascii="Nunito" w:hAnsi="Nunito" w:eastAsia="Nunito" w:cs="Nunito"/>
                 <w:b/>
                 <w:color w:val="1B2A4A"/>
                 <w:sz w:val="20"/>
@@ -98,6 +104,7 @@
           <w:p>
             <w:r>
               <w:rPr>
+                <w:rFonts w:ascii="Nunito" w:hAnsi="Nunito" w:eastAsia="Nunito" w:cs="Nunito"/>
                 <w:color w:val="222222"/>
                 <w:sz w:val="20"/>
               </w:rPr>
@@ -114,6 +121,7 @@
           <w:p>
             <w:r>
               <w:rPr>
+                <w:rFonts w:ascii="Nunito" w:hAnsi="Nunito" w:eastAsia="Nunito" w:cs="Nunito"/>
                 <w:b/>
                 <w:color w:val="1B2A4A"/>
                 <w:sz w:val="20"/>
@@ -129,6 +137,7 @@
           <w:p>
             <w:r>
               <w:rPr>
+                <w:rFonts w:ascii="Nunito" w:hAnsi="Nunito" w:eastAsia="Nunito" w:cs="Nunito"/>
                 <w:color w:val="222222"/>
                 <w:sz w:val="20"/>
               </w:rPr>
@@ -145,6 +154,7 @@
           <w:p>
             <w:r>
               <w:rPr>
+                <w:rFonts w:ascii="Nunito" w:hAnsi="Nunito" w:eastAsia="Nunito" w:cs="Nunito"/>
                 <w:b/>
                 <w:color w:val="1B2A4A"/>
                 <w:sz w:val="20"/>
@@ -160,10 +170,11 @@
           <w:p>
             <w:r>
               <w:rPr>
+                <w:rFonts w:ascii="Nunito" w:hAnsi="Nunito" w:eastAsia="Nunito" w:cs="Nunito"/>
                 <w:color w:val="222222"/>
                 <w:sz w:val="20"/>
               </w:rPr>
-              <w:t>2.0 | July 2026</w:t>
+              <w:t>3.0 | July 2026</w:t>
             </w:r>
           </w:p>
         </w:tc>
@@ -183,7 +194,67 @@
       </w:pPr>
       <w:r>
         <w:rPr>
-          <w:rFonts w:ascii="Calibri" w:hAnsi="Calibri"/>
+          <w:rFonts w:ascii="Lexend" w:hAnsi="Lexend" w:eastAsia="Lexend" w:cs="Lexend"/>
+          <w:color w:val="1B2A4A"/>
+        </w:rPr>
+        <w:t>Working space and submission (tell teams at kickoff)</w:t>
+      </w:r>
+    </w:p>
+    <w:p>
+      <w:pPr>
+        <w:pStyle w:val="ListBullet"/>
+        <w:ind w:left="360"/>
+      </w:pPr>
+      <w:r>
+        <w:rPr>
+          <w:rFonts w:ascii="Nunito" w:hAnsi="Nunito" w:eastAsia="Nunito" w:cs="Nunito"/>
+        </w:rPr>
+        <w:t>Shared workspace: Google Drive / Google Workspace folder per team (or Microsoft 365 if the cohort is assigned that stack).</w:t>
+      </w:r>
+    </w:p>
+    <w:p>
+      <w:pPr>
+        <w:pStyle w:val="ListBullet"/>
+        <w:ind w:left="360"/>
+      </w:pPr>
+      <w:r>
+        <w:rPr>
+          <w:rFonts w:ascii="Nunito" w:hAnsi="Nunito" w:eastAsia="Nunito" w:cs="Nunito"/>
+        </w:rPr>
+        <w:t>Submission: upload named file to Drive, then submit the link via the weekly Google Form (Buddy shares URL). Email is backup only.</w:t>
+      </w:r>
+    </w:p>
+    <w:p>
+      <w:pPr>
+        <w:pStyle w:val="ListBullet"/>
+        <w:ind w:left="360"/>
+      </w:pPr>
+      <w:r>
+        <w:rPr>
+          <w:rFonts w:ascii="Nunito" w:hAnsi="Nunito" w:eastAsia="Nunito" w:cs="Nunito"/>
+        </w:rPr>
+        <w:t>File naming: TeamShortName_Owner_DeliverableCode_Version.ext</w:t>
+      </w:r>
+    </w:p>
+    <w:p>
+      <w:pPr>
+        <w:pStyle w:val="ListBullet"/>
+        <w:ind w:left="360"/>
+      </w:pPr>
+      <w:r>
+        <w:rPr>
+          <w:rFonts w:ascii="Nunito" w:hAnsi="Nunito" w:eastAsia="Nunito" w:cs="Nunito"/>
+        </w:rPr>
+        <w:t>Package download: GitHub repo -&gt; Code -&gt; Download ZIP.</w:t>
+      </w:r>
+    </w:p>
+    <w:p>
+      <w:pPr>
+        <w:pStyle w:val="Heading1"/>
+      </w:pPr>
+      <w:r>
+        <w:rPr>
+          <w:rFonts w:ascii="Lexend" w:hAnsi="Lexend" w:eastAsia="Lexend" w:cs="Lexend"/>
           <w:color w:val="1B2A4A"/>
         </w:rPr>
         <w:t>Debrief flow (90 minutes)</w:t>
@@ -196,7 +267,7 @@
       </w:pPr>
       <w:r>
         <w:rPr>
-          <w:rFonts w:ascii="Calibri" w:hAnsi="Calibri"/>
+          <w:rFonts w:ascii="Nunito" w:hAnsi="Nunito" w:eastAsia="Nunito" w:cs="Nunito"/>
         </w:rPr>
         <w:t>Team reflection (15 min): what surprised you?</w:t>
       </w:r>
@@ -208,7 +279,7 @@
       </w:pPr>
       <w:r>
         <w:rPr>
-          <w:rFonts w:ascii="Calibri" w:hAnsi="Calibri"/>
+          <w:rFonts w:ascii="Nunito" w:hAnsi="Nunito" w:eastAsia="Nunito" w:cs="Nunito"/>
         </w:rPr>
         <w:t>Evidence round (20 min): each team names the finding that changed their mind (ideally via a Findings Memo, not a slide of pivots).</w:t>
       </w:r>
@@ -220,7 +291,7 @@
       </w:pPr>
       <w:r>
         <w:rPr>
-          <w:rFonts w:ascii="Calibri" w:hAnsi="Calibri"/>
+          <w:rFonts w:ascii="Nunito" w:hAnsi="Nunito" w:eastAsia="Nunito" w:cs="Nunito"/>
         </w:rPr>
         <w:t>Trade-off round (20 min): what did your recommendation cost, and for whom? (Only then may facilitators name efficiency versus ethics if it still has not surfaced.)</w:t>
       </w:r>
@@ -232,7 +303,7 @@
       </w:pPr>
       <w:r>
         <w:rPr>
-          <w:rFonts w:ascii="Calibri" w:hAnsi="Calibri"/>
+          <w:rFonts w:ascii="Nunito" w:hAnsi="Nunito" w:eastAsia="Nunito" w:cs="Nunito"/>
         </w:rPr>
         <w:t>Reveal (20 min): show the multiple valid paths; there was no single answer.</w:t>
       </w:r>
@@ -244,7 +315,7 @@
       </w:pPr>
       <w:r>
         <w:rPr>
-          <w:rFonts w:ascii="Calibri" w:hAnsi="Calibri"/>
+          <w:rFonts w:ascii="Nunito" w:hAnsi="Nunito" w:eastAsia="Nunito" w:cs="Nunito"/>
         </w:rPr>
         <w:t>Skills forward (15 min): one thing each person will practise next.</w:t>
       </w:r>
@@ -255,7 +326,7 @@
       </w:pPr>
       <w:r>
         <w:rPr>
-          <w:rFonts w:ascii="Calibri" w:hAnsi="Calibri"/>
+          <w:rFonts w:ascii="Lexend" w:hAnsi="Lexend" w:eastAsia="Lexend" w:cs="Lexend"/>
           <w:color w:val="1B2A4A"/>
         </w:rPr>
         <w:t>Frequently asked questions</w:t>
@@ -267,7 +338,7 @@
       </w:pPr>
       <w:r>
         <w:rPr>
-          <w:rFonts w:ascii="Calibri" w:hAnsi="Calibri"/>
+          <w:rFonts w:ascii="Nunito" w:hAnsi="Nunito" w:eastAsia="Nunito" w:cs="Nunito"/>
           <w:b/>
           <w:i w:val="0"/>
           <w:color w:val="222222"/>
@@ -282,7 +353,7 @@
       </w:pPr>
       <w:r>
         <w:rPr>
-          <w:rFonts w:ascii="Calibri" w:hAnsi="Calibri"/>
+          <w:rFonts w:ascii="Nunito" w:hAnsi="Nunito" w:eastAsia="Nunito" w:cs="Nunito"/>
           <w:b w:val="0"/>
           <w:i w:val="0"/>
           <w:color w:val="222222"/>
@@ -297,7 +368,7 @@
       </w:pPr>
       <w:r>
         <w:rPr>
-          <w:rFonts w:ascii="Calibri" w:hAnsi="Calibri"/>
+          <w:rFonts w:ascii="Nunito" w:hAnsi="Nunito" w:eastAsia="Nunito" w:cs="Nunito"/>
           <w:b/>
           <w:i w:val="0"/>
           <w:color w:val="222222"/>
@@ -312,13 +383,13 @@
       </w:pPr>
       <w:r>
         <w:rPr>
-          <w:rFonts w:ascii="Calibri" w:hAnsi="Calibri"/>
+          <w:rFonts w:ascii="Nunito" w:hAnsi="Nunito" w:eastAsia="Nunito" w:cs="Nunito"/>
           <w:b w:val="0"/>
           <w:i w:val="0"/>
           <w:color w:val="222222"/>
           <w:sz w:val="22"/>
         </w:rPr>
-        <w:t>No. Everything required is in the pack. Managing incomplete information is part of the exercise; state your assumptions instead.</w:t>
+        <w:t>No. GBF and all named parties are fictional for this Impact Case. Everything required is in the pack. Managing incomplete information is part of the exercise.</w:t>
       </w:r>
     </w:p>
     <w:p>
@@ -327,7 +398,37 @@
       </w:pPr>
       <w:r>
         <w:rPr>
-          <w:rFonts w:ascii="Calibri" w:hAnsi="Calibri"/>
+          <w:rFonts w:ascii="Nunito" w:hAnsi="Nunito" w:eastAsia="Nunito" w:cs="Nunito"/>
+          <w:b/>
+          <w:i w:val="0"/>
+          <w:color w:val="222222"/>
+          <w:sz w:val="22"/>
+        </w:rPr>
+        <w:t>How do we confirm the handoff online?</w:t>
+      </w:r>
+    </w:p>
+    <w:p>
+      <w:pPr>
+        <w:spacing w:after="120"/>
+      </w:pPr>
+      <w:r>
+        <w:rPr>
+          <w:rFonts w:ascii="Nunito" w:hAnsi="Nunito" w:eastAsia="Nunito" w:cs="Nunito"/>
+          <w:b w:val="0"/>
+          <w:i w:val="0"/>
+          <w:color w:val="222222"/>
+          <w:sz w:val="22"/>
+        </w:rPr>
+        <w:t>Tick the checklist boxes, type full name and date. A Drive comment or sheet tick is enough - no wet signature.</w:t>
+      </w:r>
+    </w:p>
+    <w:p>
+      <w:pPr>
+        <w:spacing w:after="120"/>
+      </w:pPr>
+      <w:r>
+        <w:rPr>
+          <w:rFonts w:ascii="Nunito" w:hAnsi="Nunito" w:eastAsia="Nunito" w:cs="Nunito"/>
           <w:b/>
           <w:i w:val="0"/>
           <w:color w:val="222222"/>
@@ -342,7 +443,7 @@
       </w:pPr>
       <w:r>
         <w:rPr>
-          <w:rFonts w:ascii="Calibri" w:hAnsi="Calibri"/>
+          <w:rFonts w:ascii="Nunito" w:hAnsi="Nunito" w:eastAsia="Nunito" w:cs="Nunito"/>
           <w:b w:val="0"/>
           <w:i w:val="0"/>
           <w:color w:val="222222"/>
@@ -357,7 +458,7 @@
       </w:pPr>
       <w:r>
         <w:rPr>
-          <w:rFonts w:ascii="Calibri" w:hAnsi="Calibri"/>
+          <w:rFonts w:ascii="Nunito" w:hAnsi="Nunito" w:eastAsia="Nunito" w:cs="Nunito"/>
           <w:b/>
           <w:i w:val="0"/>
           <w:color w:val="222222"/>
@@ -372,7 +473,7 @@
       </w:pPr>
       <w:r>
         <w:rPr>
-          <w:rFonts w:ascii="Calibri" w:hAnsi="Calibri"/>
+          <w:rFonts w:ascii="Nunito" w:hAnsi="Nunito" w:eastAsia="Nunito" w:cs="Nunito"/>
           <w:b w:val="0"/>
           <w:i w:val="0"/>
           <w:color w:val="222222"/>
@@ -758,7 +859,7 @@
       <w:spacing w:after="120" w:line="276" w:lineRule="auto"/>
     </w:pPr>
     <w:rPr>
-      <w:rFonts w:ascii="Calibri" w:hAnsi="Calibri"/>
+      <w:rFonts w:ascii="Nunito" w:hAnsi="Nunito" w:eastAsia="Nunito" w:cs="Nunito"/>
       <w:color w:val="222222"/>
       <w:sz w:val="22"/>
     </w:rPr>

--- a/Facilitators/Word/06_Debrief_Guide_and_FAQ.docx
+++ b/Facilitators/Word/06_Debrief_Guide_and_FAQ.docx
@@ -174,7 +174,7 @@
                 <w:color w:val="222222"/>
                 <w:sz w:val="20"/>
               </w:rPr>
-              <w:t>3.0 | July 2026</w:t>
+              <w:t>3.1 | July-September 2026</w:t>
             </w:r>
           </w:p>
         </w:tc>

--- a/Facilitators/Word/06_Debrief_Guide_and_FAQ.docx
+++ b/Facilitators/Word/06_Debrief_Guide_and_FAQ.docx
@@ -245,7 +245,19 @@
         <w:rPr>
           <w:rFonts w:ascii="Nunito" w:hAnsi="Nunito" w:eastAsia="Nunito" w:cs="Nunito"/>
         </w:rPr>
-        <w:t>Package download: GitHub repo -&gt; Code -&gt; Download ZIP.</w:t>
+        <w:t>Package issue: Core Team / Buddy shares Participants/ as Drive folder or ZIP at kickoff - do not send teams to a public GitHub download.</w:t>
+      </w:r>
+    </w:p>
+    <w:p>
+      <w:pPr>
+        <w:pStyle w:val="ListBullet"/>
+        <w:ind w:left="360"/>
+      </w:pPr>
+      <w:r>
+        <w:rPr>
+          <w:rFonts w:ascii="Nunito" w:hAnsi="Nunito" w:eastAsia="Nunito" w:cs="Nunito"/>
+        </w:rPr>
+        <w:t>Handoff gate: 4_Shared_Toolkit/Templates/Cross_Workflow_Handoff_Checklist.docx - online ticks only (Guideline Section 8).</w:t>
       </w:r>
     </w:p>
     <w:p>
@@ -404,7 +416,7 @@
           <w:color w:val="222222"/>
           <w:sz w:val="22"/>
         </w:rPr>
-        <w:t>How do we confirm the handoff online?</w:t>
+        <w:t>Where is the handoff checklist and how do we confirm online?</w:t>
       </w:r>
     </w:p>
     <w:p>
@@ -419,7 +431,7 @@
           <w:color w:val="222222"/>
           <w:sz w:val="22"/>
         </w:rPr>
-        <w:t>Tick the checklist boxes, type full name and date. A Drive comment or sheet tick is enough - no wet signature.</w:t>
+        <w:t>Template: Participants/4_Shared_Toolkit/Templates/Cross_Workflow_Handoff_Checklist.docx. Copy to team Drive. Sections A (Workflow A reviews B), B (Workflow B reviews A), C (Engagement Lead). Each confirmer ticks [x], types full name + date, notes channel (usually 'this Drive Doc'). Export PDF as Team_All_Handoff_vN.pdf and submit the Drive link via the weekly Form. No wet signature, no printing. Full steps: Guideline Section 8.</w:t>
       </w:r>
     </w:p>
     <w:p>
